--- a/BACKUP&RECOVERY/BR_수료점검_1일실습_배포시트.docx
+++ b/BACKUP&RECOVERY/BR_수료점검_1일실습_배포시트.docx
@@ -72,7 +72,7 @@
           <w:sz w:val="19"/>
           <w:szCs w:val="19"/>
         </w:rPr>
-        <w:t xml:space="preserve">Oracle Database 19c B&amp;R 기본 19장 이수자</w:t>
+        <w:t xml:space="preserve">Oracle Database 19c B&amp;R 기본 19장 이수자 (난이도: 최상급)</w:t>
       </w:r>
     </w:p>
     <w:p>
@@ -97,7 +97,32 @@
           <w:sz w:val="19"/>
           <w:szCs w:val="19"/>
         </w:rPr>
-        <w:t xml:space="preserve">각 시나리오는 '진단 → 복구 유형 판정 → 복구 → 검증' 순으로 스스로 수행한다. 모범 답안·복구 명령은 제공하지 않는다.</w:t>
+        <w:t xml:space="preserve">각 장애는 사전에 주입돼 있으며 원인은 공개되지 않는다. 증상만 보고 '조사·진단 → 복구 유형·시점 판정 → 복구 → 검증'을 스스로 수행한다. 모범 답안·복구 명령은 제공하지 않는다.</w:t>
+      </w:r>
+    </w:p>
+    <w:p>
+      <w:pPr>
+        <w:spacing w:after="70"/>
+        <w:jc w:val="center"/>
+      </w:pPr>
+      <w:r>
+        <w:rPr>
+          <w:rFonts w:ascii="맑은 고딕" w:cs="맑은 고딕" w:eastAsia="맑은 고딕" w:hAnsi="맑은 고딕"/>
+          <w:b/>
+          <w:bCs/>
+          <w:color w:val="555555"/>
+          <w:sz w:val="19"/>
+          <w:szCs w:val="19"/>
+        </w:rPr>
+        <w:t xml:space="preserve">유의 : </w:t>
+      </w:r>
+      <w:r>
+        <w:rPr>
+          <w:rFonts w:ascii="맑은 고딕" w:cs="맑은 고딕" w:eastAsia="맑은 고딕" w:hAnsi="맑은 고딕"/>
+          <w:sz w:val="19"/>
+          <w:szCs w:val="19"/>
+        </w:rPr>
+        <w:t xml:space="preserve">겉보기 정상이 곧 무결은 아니다. 손대기 전에 손상 범위·손실 여부를 규명하고, 가장 침습이 적은 방법을 택한다. 과잉 복구는 감점된다.</w:t>
       </w:r>
     </w:p>
     <w:p>
@@ -982,9 +1007,9 @@
         </w:tblBorders>
       </w:tblPr>
       <w:tblGrid>
-        <w:gridCol w:w="5000"/>
-        <w:gridCol w:w="1400"/>
-        <w:gridCol w:w="2620"/>
+        <w:gridCol w:w="4600"/>
+        <w:gridCol w:w="1200"/>
+        <w:gridCol w:w="3220"/>
       </w:tblGrid>
       <w:tr>
         <w:trPr>
@@ -992,7 +1017,7 @@
         </w:trPr>
         <w:tc>
           <w:tcPr>
-            <w:tcW w:type="dxa" w:w="5000"/>
+            <w:tcW w:type="dxa" w:w="4600"/>
             <w:shd w:fill="D9E2F3" w:val="clear"/>
             <w:tcMar>
               <w:top w:type="dxa" w:w="40"/>
@@ -1016,13 +1041,13 @@
                 <w:sz w:val="18"/>
                 <w:szCs w:val="18"/>
               </w:rPr>
-              <w:t xml:space="preserve">장애 대상</w:t>
-            </w:r>
-          </w:p>
-        </w:tc>
-        <w:tc>
-          <w:tcPr>
-            <w:tcW w:type="dxa" w:w="1400"/>
+              <w:t xml:space="preserve">장애 상황</w:t>
+            </w:r>
+          </w:p>
+        </w:tc>
+        <w:tc>
+          <w:tcPr>
+            <w:tcW w:type="dxa" w:w="1200"/>
             <w:shd w:fill="D9E2F3" w:val="clear"/>
             <w:tcMar>
               <w:top w:type="dxa" w:w="40"/>
@@ -1052,7 +1077,7 @@
         </w:tc>
         <w:tc>
           <w:tcPr>
-            <w:tcW w:type="dxa" w:w="2620"/>
+            <w:tcW w:type="dxa" w:w="3220"/>
             <w:shd w:fill="D9E2F3" w:val="clear"/>
             <w:tcMar>
               <w:top w:type="dxa" w:w="40"/>
@@ -1076,7 +1101,7 @@
                 <w:sz w:val="18"/>
                 <w:szCs w:val="18"/>
               </w:rPr>
-              <w:t xml:space="preserve">복구 유형</w:t>
+              <w:t xml:space="preserve">복구 유형(요지)</w:t>
             </w:r>
           </w:p>
         </w:tc>
@@ -1084,84 +1109,84 @@
       <w:tr>
         <w:tc>
           <w:tcPr>
-            <w:tcW w:type="dxa" w:w="5000"/>
-            <w:tcMar>
-              <w:top w:type="dxa" w:w="40"/>
-              <w:left w:type="dxa" w:w="70"/>
-              <w:bottom w:type="dxa" w:w="40"/>
-              <w:right w:type="dxa" w:w="70"/>
-            </w:tcMar>
-            <w:vAlign w:val="center"/>
-          </w:tcPr>
-          <w:p>
-            <w:pPr>
-              <w:spacing w:after="0" w:line="248"/>
-              <w:jc w:val="center"/>
-            </w:pPr>
-            <w:r>
-              <w:rPr>
-                <w:rFonts w:ascii="맑은 고딕" w:cs="맑은 고딕" w:eastAsia="맑은 고딕" w:hAnsi="맑은 고딕"/>
-                <w:b w:val="false"/>
-                <w:bCs w:val="false"/>
-                <w:sz w:val="18"/>
-                <w:szCs w:val="18"/>
-              </w:rPr>
-              <w:t xml:space="preserve">비-SYSTEM 데이터파일 (아카이브 온전)</w:t>
-            </w:r>
-          </w:p>
-        </w:tc>
-        <w:tc>
-          <w:tcPr>
-            <w:tcW w:type="dxa" w:w="1400"/>
-            <w:tcMar>
-              <w:top w:type="dxa" w:w="40"/>
-              <w:left w:type="dxa" w:w="70"/>
-              <w:bottom w:type="dxa" w:w="40"/>
-              <w:right w:type="dxa" w:w="70"/>
-            </w:tcMar>
-            <w:vAlign w:val="center"/>
-          </w:tcPr>
-          <w:p>
-            <w:pPr>
-              <w:spacing w:after="0" w:line="248"/>
-            </w:pPr>
-            <w:r>
-              <w:rPr>
-                <w:rFonts w:ascii="맑은 고딕" w:cs="맑은 고딕" w:eastAsia="맑은 고딕" w:hAnsi="맑은 고딕"/>
-                <w:b w:val="false"/>
-                <w:bCs w:val="false"/>
-                <w:sz w:val="18"/>
-                <w:szCs w:val="18"/>
-              </w:rPr>
-              <w:t xml:space="preserve">없음</w:t>
-            </w:r>
-          </w:p>
-        </w:tc>
-        <w:tc>
-          <w:tcPr>
-            <w:tcW w:type="dxa" w:w="2620"/>
-            <w:tcMar>
-              <w:top w:type="dxa" w:w="40"/>
-              <w:left w:type="dxa" w:w="70"/>
-              <w:bottom w:type="dxa" w:w="40"/>
-              <w:right w:type="dxa" w:w="70"/>
-            </w:tcMar>
-            <w:vAlign w:val="center"/>
-          </w:tcPr>
-          <w:p>
-            <w:pPr>
-              <w:spacing w:after="0" w:line="248"/>
-              <w:jc w:val="center"/>
-            </w:pPr>
-            <w:r>
-              <w:rPr>
-                <w:rFonts w:ascii="맑은 고딕" w:cs="맑은 고딕" w:eastAsia="맑은 고딕" w:hAnsi="맑은 고딕"/>
-                <w:b w:val="false"/>
-                <w:bCs w:val="false"/>
-                <w:sz w:val="18"/>
-                <w:szCs w:val="18"/>
-              </w:rPr>
-              <w:t xml:space="preserve">완전복구(온라인)</w:t>
+            <w:tcW w:type="dxa" w:w="4600"/>
+            <w:tcMar>
+              <w:top w:type="dxa" w:w="40"/>
+              <w:left w:type="dxa" w:w="70"/>
+              <w:bottom w:type="dxa" w:w="40"/>
+              <w:right w:type="dxa" w:w="70"/>
+            </w:tcMar>
+            <w:vAlign w:val="center"/>
+          </w:tcPr>
+          <w:p>
+            <w:pPr>
+              <w:spacing w:after="0" w:line="248"/>
+              <w:jc w:val="center"/>
+            </w:pPr>
+            <w:r>
+              <w:rPr>
+                <w:rFonts w:ascii="맑은 고딕" w:cs="맑은 고딕" w:eastAsia="맑은 고딕" w:hAnsi="맑은 고딕"/>
+                <w:b w:val="false"/>
+                <w:bCs w:val="false"/>
+                <w:sz w:val="18"/>
+                <w:szCs w:val="18"/>
+              </w:rPr>
+              <w:t xml:space="preserve">블록 손상(표) — 파일은 ONLINE</w:t>
+            </w:r>
+          </w:p>
+        </w:tc>
+        <w:tc>
+          <w:tcPr>
+            <w:tcW w:type="dxa" w:w="1200"/>
+            <w:tcMar>
+              <w:top w:type="dxa" w:w="40"/>
+              <w:left w:type="dxa" w:w="70"/>
+              <w:bottom w:type="dxa" w:w="40"/>
+              <w:right w:type="dxa" w:w="70"/>
+            </w:tcMar>
+            <w:vAlign w:val="center"/>
+          </w:tcPr>
+          <w:p>
+            <w:pPr>
+              <w:spacing w:after="0" w:line="248"/>
+            </w:pPr>
+            <w:r>
+              <w:rPr>
+                <w:rFonts w:ascii="맑은 고딕" w:cs="맑은 고딕" w:eastAsia="맑은 고딕" w:hAnsi="맑은 고딕"/>
+                <w:b w:val="false"/>
+                <w:bCs w:val="false"/>
+                <w:sz w:val="18"/>
+                <w:szCs w:val="18"/>
+              </w:rPr>
+              <w:t xml:space="preserve">국소</w:t>
+            </w:r>
+          </w:p>
+        </w:tc>
+        <w:tc>
+          <w:tcPr>
+            <w:tcW w:type="dxa" w:w="3220"/>
+            <w:tcMar>
+              <w:top w:type="dxa" w:w="40"/>
+              <w:left w:type="dxa" w:w="70"/>
+              <w:bottom w:type="dxa" w:w="40"/>
+              <w:right w:type="dxa" w:w="70"/>
+            </w:tcMar>
+            <w:vAlign w:val="center"/>
+          </w:tcPr>
+          <w:p>
+            <w:pPr>
+              <w:spacing w:after="0" w:line="248"/>
+              <w:jc w:val="center"/>
+            </w:pPr>
+            <w:r>
+              <w:rPr>
+                <w:rFonts w:ascii="맑은 고딕" w:cs="맑은 고딕" w:eastAsia="맑은 고딕" w:hAnsi="맑은 고딕"/>
+                <w:b w:val="false"/>
+                <w:bCs w:val="false"/>
+                <w:sz w:val="18"/>
+                <w:szCs w:val="18"/>
+              </w:rPr>
+              <w:t xml:space="preserve">온라인 블록 복구(BMR)</w:t>
             </w:r>
           </w:p>
         </w:tc>
@@ -1169,35 +1194,35 @@
       <w:tr>
         <w:tc>
           <w:tcPr>
-            <w:tcW w:type="dxa" w:w="5000"/>
-            <w:tcMar>
-              <w:top w:type="dxa" w:w="40"/>
-              <w:left w:type="dxa" w:w="70"/>
-              <w:bottom w:type="dxa" w:w="40"/>
-              <w:right w:type="dxa" w:w="70"/>
-            </w:tcMar>
-            <w:vAlign w:val="center"/>
-          </w:tcPr>
-          <w:p>
-            <w:pPr>
-              <w:spacing w:after="0" w:line="248"/>
-              <w:jc w:val="center"/>
-            </w:pPr>
-            <w:r>
-              <w:rPr>
-                <w:rFonts w:ascii="맑은 고딕" w:cs="맑은 고딕" w:eastAsia="맑은 고딕" w:hAnsi="맑은 고딕"/>
-                <w:b w:val="false"/>
-                <w:bCs w:val="false"/>
-                <w:sz w:val="18"/>
-                <w:szCs w:val="18"/>
-              </w:rPr>
-              <w:t xml:space="preserve">SYSTEM/UNDO 데이터파일</w:t>
-            </w:r>
-          </w:p>
-        </w:tc>
-        <w:tc>
-          <w:tcPr>
-            <w:tcW w:type="dxa" w:w="1400"/>
+            <w:tcW w:type="dxa" w:w="4600"/>
+            <w:tcMar>
+              <w:top w:type="dxa" w:w="40"/>
+              <w:left w:type="dxa" w:w="70"/>
+              <w:bottom w:type="dxa" w:w="40"/>
+              <w:right w:type="dxa" w:w="70"/>
+            </w:tcMar>
+            <w:vAlign w:val="center"/>
+          </w:tcPr>
+          <w:p>
+            <w:pPr>
+              <w:spacing w:after="0" w:line="248"/>
+              <w:jc w:val="center"/>
+            </w:pPr>
+            <w:r>
+              <w:rPr>
+                <w:rFonts w:ascii="맑은 고딕" w:cs="맑은 고딕" w:eastAsia="맑은 고딕" w:hAnsi="맑은 고딕"/>
+                <w:b w:val="false"/>
+                <w:bCs w:val="false"/>
+                <w:sz w:val="18"/>
+                <w:szCs w:val="18"/>
+              </w:rPr>
+              <w:t xml:space="preserve">블록 손상(인덱스)</w:t>
+            </w:r>
+          </w:p>
+        </w:tc>
+        <w:tc>
+          <w:tcPr>
+            <w:tcW w:type="dxa" w:w="1200"/>
             <w:tcMar>
               <w:top w:type="dxa" w:w="40"/>
               <w:left w:type="dxa" w:w="70"/>
@@ -1224,29 +1249,29 @@
         </w:tc>
         <w:tc>
           <w:tcPr>
-            <w:tcW w:type="dxa" w:w="2620"/>
-            <w:tcMar>
-              <w:top w:type="dxa" w:w="40"/>
-              <w:left w:type="dxa" w:w="70"/>
-              <w:bottom w:type="dxa" w:w="40"/>
-              <w:right w:type="dxa" w:w="70"/>
-            </w:tcMar>
-            <w:vAlign w:val="center"/>
-          </w:tcPr>
-          <w:p>
-            <w:pPr>
-              <w:spacing w:after="0" w:line="248"/>
-              <w:jc w:val="center"/>
-            </w:pPr>
-            <w:r>
-              <w:rPr>
-                <w:rFonts w:ascii="맑은 고딕" w:cs="맑은 고딕" w:eastAsia="맑은 고딕" w:hAnsi="맑은 고딕"/>
-                <w:b w:val="false"/>
-                <w:bCs w:val="false"/>
-                <w:sz w:val="18"/>
-                <w:szCs w:val="18"/>
-              </w:rPr>
-              <w:t xml:space="preserve">완전복구(마운트)</w:t>
+            <w:tcW w:type="dxa" w:w="3220"/>
+            <w:tcMar>
+              <w:top w:type="dxa" w:w="40"/>
+              <w:left w:type="dxa" w:w="70"/>
+              <w:bottom w:type="dxa" w:w="40"/>
+              <w:right w:type="dxa" w:w="70"/>
+            </w:tcMar>
+            <w:vAlign w:val="center"/>
+          </w:tcPr>
+          <w:p>
+            <w:pPr>
+              <w:spacing w:after="0" w:line="248"/>
+              <w:jc w:val="center"/>
+            </w:pPr>
+            <w:r>
+              <w:rPr>
+                <w:rFonts w:ascii="맑은 고딕" w:cs="맑은 고딕" w:eastAsia="맑은 고딕" w:hAnsi="맑은 고딕"/>
+                <w:b w:val="false"/>
+                <w:bCs w:val="false"/>
+                <w:sz w:val="18"/>
+                <w:szCs w:val="18"/>
+              </w:rPr>
+              <w:t xml:space="preserve">복구 대신 재생성</w:t>
             </w:r>
           </w:p>
         </w:tc>
@@ -1254,35 +1279,35 @@
       <w:tr>
         <w:tc>
           <w:tcPr>
-            <w:tcW w:type="dxa" w:w="5000"/>
-            <w:tcMar>
-              <w:top w:type="dxa" w:w="40"/>
-              <w:left w:type="dxa" w:w="70"/>
-              <w:bottom w:type="dxa" w:w="40"/>
-              <w:right w:type="dxa" w:w="70"/>
-            </w:tcMar>
-            <w:vAlign w:val="center"/>
-          </w:tcPr>
-          <w:p>
-            <w:pPr>
-              <w:spacing w:after="0" w:line="248"/>
-              <w:jc w:val="center"/>
-            </w:pPr>
-            <w:r>
-              <w:rPr>
-                <w:rFonts w:ascii="맑은 고딕" w:cs="맑은 고딕" w:eastAsia="맑은 고딕" w:hAnsi="맑은 고딕"/>
-                <w:b w:val="false"/>
-                <w:bCs w:val="false"/>
-                <w:sz w:val="18"/>
-                <w:szCs w:val="18"/>
-              </w:rPr>
-              <w:t xml:space="preserve">사용자 실수 (DROP / 잘못된 DML)</w:t>
-            </w:r>
-          </w:p>
-        </w:tc>
-        <w:tc>
-          <w:tcPr>
-            <w:tcW w:type="dxa" w:w="1400"/>
+            <w:tcW w:type="dxa" w:w="4600"/>
+            <w:tcMar>
+              <w:top w:type="dxa" w:w="40"/>
+              <w:left w:type="dxa" w:w="70"/>
+              <w:bottom w:type="dxa" w:w="40"/>
+              <w:right w:type="dxa" w:w="70"/>
+            </w:tcMar>
+            <w:vAlign w:val="center"/>
+          </w:tcPr>
+          <w:p>
+            <w:pPr>
+              <w:spacing w:after="0" w:line="248"/>
+              <w:jc w:val="center"/>
+            </w:pPr>
+            <w:r>
+              <w:rPr>
+                <w:rFonts w:ascii="맑은 고딕" w:cs="맑은 고딕" w:eastAsia="맑은 고딕" w:hAnsi="맑은 고딕"/>
+                <w:b w:val="false"/>
+                <w:bCs w:val="false"/>
+                <w:sz w:val="18"/>
+                <w:szCs w:val="18"/>
+              </w:rPr>
+              <w:t xml:space="preserve">논리 오류가 트랜잭션에 묻힘</w:t>
+            </w:r>
+          </w:p>
+        </w:tc>
+        <w:tc>
+          <w:tcPr>
+            <w:tcW w:type="dxa" w:w="1200"/>
             <w:tcMar>
               <w:top w:type="dxa" w:w="40"/>
               <w:left w:type="dxa" w:w="70"/>
@@ -1309,29 +1334,29 @@
         </w:tc>
         <w:tc>
           <w:tcPr>
-            <w:tcW w:type="dxa" w:w="2620"/>
-            <w:tcMar>
-              <w:top w:type="dxa" w:w="40"/>
-              <w:left w:type="dxa" w:w="70"/>
-              <w:bottom w:type="dxa" w:w="40"/>
-              <w:right w:type="dxa" w:w="70"/>
-            </w:tcMar>
-            <w:vAlign w:val="center"/>
-          </w:tcPr>
-          <w:p>
-            <w:pPr>
-              <w:spacing w:after="0" w:line="248"/>
-              <w:jc w:val="center"/>
-            </w:pPr>
-            <w:r>
-              <w:rPr>
-                <w:rFonts w:ascii="맑은 고딕" w:cs="맑은 고딕" w:eastAsia="맑은 고딕" w:hAnsi="맑은 고딕"/>
-                <w:b w:val="false"/>
-                <w:bCs w:val="false"/>
-                <w:sz w:val="18"/>
-                <w:szCs w:val="18"/>
-              </w:rPr>
-              <w:t xml:space="preserve">Flashback 우선</w:t>
+            <w:tcW w:type="dxa" w:w="3220"/>
+            <w:tcMar>
+              <w:top w:type="dxa" w:w="40"/>
+              <w:left w:type="dxa" w:w="70"/>
+              <w:bottom w:type="dxa" w:w="40"/>
+              <w:right w:type="dxa" w:w="70"/>
+            </w:tcMar>
+            <w:vAlign w:val="center"/>
+          </w:tcPr>
+          <w:p>
+            <w:pPr>
+              <w:spacing w:after="0" w:line="248"/>
+              <w:jc w:val="center"/>
+            </w:pPr>
+            <w:r>
+              <w:rPr>
+                <w:rFonts w:ascii="맑은 고딕" w:cs="맑은 고딕" w:eastAsia="맑은 고딕" w:hAnsi="맑은 고딕"/>
+                <w:b w:val="false"/>
+                <w:bCs w:val="false"/>
+                <w:sz w:val="18"/>
+                <w:szCs w:val="18"/>
+              </w:rPr>
+              <w:t xml:space="preserve">시점 규명 후 대상만 시점복구</w:t>
             </w:r>
           </w:p>
         </w:tc>
@@ -1339,84 +1364,84 @@
       <w:tr>
         <w:tc>
           <w:tcPr>
-            <w:tcW w:type="dxa" w:w="5000"/>
-            <w:tcMar>
-              <w:top w:type="dxa" w:w="40"/>
-              <w:left w:type="dxa" w:w="70"/>
-              <w:bottom w:type="dxa" w:w="40"/>
-              <w:right w:type="dxa" w:w="70"/>
-            </w:tcMar>
-            <w:vAlign w:val="center"/>
-          </w:tcPr>
-          <w:p>
-            <w:pPr>
-              <w:spacing w:after="0" w:line="248"/>
-              <w:jc w:val="center"/>
-            </w:pPr>
-            <w:r>
-              <w:rPr>
-                <w:rFonts w:ascii="맑은 고딕" w:cs="맑은 고딕" w:eastAsia="맑은 고딕" w:hAnsi="맑은 고딕"/>
-                <w:b w:val="false"/>
-                <w:bCs w:val="false"/>
-                <w:sz w:val="18"/>
-                <w:szCs w:val="18"/>
-              </w:rPr>
-              <w:t xml:space="preserve">INACTIVE 리두로그 손실</w:t>
-            </w:r>
-          </w:p>
-        </w:tc>
-        <w:tc>
-          <w:tcPr>
-            <w:tcW w:type="dxa" w:w="1400"/>
-            <w:tcMar>
-              <w:top w:type="dxa" w:w="40"/>
-              <w:left w:type="dxa" w:w="70"/>
-              <w:bottom w:type="dxa" w:w="40"/>
-              <w:right w:type="dxa" w:w="70"/>
-            </w:tcMar>
-            <w:vAlign w:val="center"/>
-          </w:tcPr>
-          <w:p>
-            <w:pPr>
-              <w:spacing w:after="0" w:line="248"/>
-            </w:pPr>
-            <w:r>
-              <w:rPr>
-                <w:rFonts w:ascii="맑은 고딕" w:cs="맑은 고딕" w:eastAsia="맑은 고딕" w:hAnsi="맑은 고딕"/>
-                <w:b w:val="false"/>
-                <w:bCs w:val="false"/>
-                <w:sz w:val="18"/>
-                <w:szCs w:val="18"/>
-              </w:rPr>
-              <w:t xml:space="preserve">없음</w:t>
-            </w:r>
-          </w:p>
-        </w:tc>
-        <w:tc>
-          <w:tcPr>
-            <w:tcW w:type="dxa" w:w="2620"/>
-            <w:tcMar>
-              <w:top w:type="dxa" w:w="40"/>
-              <w:left w:type="dxa" w:w="70"/>
-              <w:bottom w:type="dxa" w:w="40"/>
-              <w:right w:type="dxa" w:w="70"/>
-            </w:tcMar>
-            <w:vAlign w:val="center"/>
-          </w:tcPr>
-          <w:p>
-            <w:pPr>
-              <w:spacing w:after="0" w:line="248"/>
-              <w:jc w:val="center"/>
-            </w:pPr>
-            <w:r>
-              <w:rPr>
-                <w:rFonts w:ascii="맑은 고딕" w:cs="맑은 고딕" w:eastAsia="맑은 고딕" w:hAnsi="맑은 고딕"/>
-                <w:b w:val="false"/>
-                <w:bCs w:val="false"/>
-                <w:sz w:val="18"/>
-                <w:szCs w:val="18"/>
-              </w:rPr>
-              <w:t xml:space="preserve">무손실 정리(CLEAR)</w:t>
+            <w:tcW w:type="dxa" w:w="4600"/>
+            <w:tcMar>
+              <w:top w:type="dxa" w:w="40"/>
+              <w:left w:type="dxa" w:w="70"/>
+              <w:bottom w:type="dxa" w:w="40"/>
+              <w:right w:type="dxa" w:w="70"/>
+            </w:tcMar>
+            <w:vAlign w:val="center"/>
+          </w:tcPr>
+          <w:p>
+            <w:pPr>
+              <w:spacing w:after="0" w:line="248"/>
+              <w:jc w:val="center"/>
+            </w:pPr>
+            <w:r>
+              <w:rPr>
+                <w:rFonts w:ascii="맑은 고딕" w:cs="맑은 고딕" w:eastAsia="맑은 고딕" w:hAnsi="맑은 고딕"/>
+                <w:b w:val="false"/>
+                <w:bCs w:val="false"/>
+                <w:sz w:val="18"/>
+                <w:szCs w:val="18"/>
+              </w:rPr>
+              <w:t xml:space="preserve">한 대상만 다른 시점으로</w:t>
+            </w:r>
+          </w:p>
+        </w:tc>
+        <w:tc>
+          <w:tcPr>
+            <w:tcW w:type="dxa" w:w="1200"/>
+            <w:tcMar>
+              <w:top w:type="dxa" w:w="40"/>
+              <w:left w:type="dxa" w:w="70"/>
+              <w:bottom w:type="dxa" w:w="40"/>
+              <w:right w:type="dxa" w:w="70"/>
+            </w:tcMar>
+            <w:vAlign w:val="center"/>
+          </w:tcPr>
+          <w:p>
+            <w:pPr>
+              <w:spacing w:after="0" w:line="248"/>
+            </w:pPr>
+            <w:r>
+              <w:rPr>
+                <w:rFonts w:ascii="맑은 고딕" w:cs="맑은 고딕" w:eastAsia="맑은 고딕" w:hAnsi="맑은 고딕"/>
+                <w:b w:val="false"/>
+                <w:bCs w:val="false"/>
+                <w:sz w:val="18"/>
+                <w:szCs w:val="18"/>
+              </w:rPr>
+              <w:t xml:space="preserve">국소</w:t>
+            </w:r>
+          </w:p>
+        </w:tc>
+        <w:tc>
+          <w:tcPr>
+            <w:tcW w:type="dxa" w:w="3220"/>
+            <w:tcMar>
+              <w:top w:type="dxa" w:w="40"/>
+              <w:left w:type="dxa" w:w="70"/>
+              <w:bottom w:type="dxa" w:w="40"/>
+              <w:right w:type="dxa" w:w="70"/>
+            </w:tcMar>
+            <w:vAlign w:val="center"/>
+          </w:tcPr>
+          <w:p>
+            <w:pPr>
+              <w:spacing w:after="0" w:line="248"/>
+              <w:jc w:val="center"/>
+            </w:pPr>
+            <w:r>
+              <w:rPr>
+                <w:rFonts w:ascii="맑은 고딕" w:cs="맑은 고딕" w:eastAsia="맑은 고딕" w:hAnsi="맑은 고딕"/>
+                <w:b w:val="false"/>
+                <w:bCs w:val="false"/>
+                <w:sz w:val="18"/>
+                <w:szCs w:val="18"/>
+              </w:rPr>
+              <w:t xml:space="preserve">해당 대상 시점복구(TSPITR/표복구)</w:t>
             </w:r>
           </w:p>
         </w:tc>
@@ -1424,35 +1449,35 @@
       <w:tr>
         <w:tc>
           <w:tcPr>
-            <w:tcW w:type="dxa" w:w="5000"/>
-            <w:tcMar>
-              <w:top w:type="dxa" w:w="40"/>
-              <w:left w:type="dxa" w:w="70"/>
-              <w:bottom w:type="dxa" w:w="40"/>
-              <w:right w:type="dxa" w:w="70"/>
-            </w:tcMar>
-            <w:vAlign w:val="center"/>
-          </w:tcPr>
-          <w:p>
-            <w:pPr>
-              <w:spacing w:after="0" w:line="248"/>
-              <w:jc w:val="center"/>
-            </w:pPr>
-            <w:r>
-              <w:rPr>
-                <w:rFonts w:ascii="맑은 고딕" w:cs="맑은 고딕" w:eastAsia="맑은 고딕" w:hAnsi="맑은 고딕"/>
-                <w:b w:val="false"/>
-                <w:bCs w:val="false"/>
-                <w:sz w:val="18"/>
-                <w:szCs w:val="18"/>
-              </w:rPr>
-              <w:t xml:space="preserve">CURRENT 리두로그 손실</w:t>
-            </w:r>
-          </w:p>
-        </w:tc>
-        <w:tc>
-          <w:tcPr>
-            <w:tcW w:type="dxa" w:w="1400"/>
+            <w:tcW w:type="dxa" w:w="4600"/>
+            <w:tcMar>
+              <w:top w:type="dxa" w:w="40"/>
+              <w:left w:type="dxa" w:w="70"/>
+              <w:bottom w:type="dxa" w:w="40"/>
+              <w:right w:type="dxa" w:w="70"/>
+            </w:tcMar>
+            <w:vAlign w:val="center"/>
+          </w:tcPr>
+          <w:p>
+            <w:pPr>
+              <w:spacing w:after="0" w:line="248"/>
+              <w:jc w:val="center"/>
+            </w:pPr>
+            <w:r>
+              <w:rPr>
+                <w:rFonts w:ascii="맑은 고딕" w:cs="맑은 고딕" w:eastAsia="맑은 고딕" w:hAnsi="맑은 고딕"/>
+                <w:b w:val="false"/>
+                <w:bCs w:val="false"/>
+                <w:sz w:val="18"/>
+                <w:szCs w:val="18"/>
+              </w:rPr>
+              <w:t xml:space="preserve">CURRENT 리두 + 컨트롤파일</w:t>
+            </w:r>
+          </w:p>
+        </w:tc>
+        <w:tc>
+          <w:tcPr>
+            <w:tcW w:type="dxa" w:w="1200"/>
             <w:tcMar>
               <w:top w:type="dxa" w:w="40"/>
               <w:left w:type="dxa" w:w="70"/>
@@ -1479,7 +1504,7 @@
         </w:tc>
         <w:tc>
           <w:tcPr>
-            <w:tcW w:type="dxa" w:w="2620"/>
+            <w:tcW w:type="dxa" w:w="3220"/>
             <w:tcMar>
               <w:top w:type="dxa" w:w="40"/>
               <w:left w:type="dxa" w:w="70"/>
@@ -1509,35 +1534,35 @@
       <w:tr>
         <w:tc>
           <w:tcPr>
-            <w:tcW w:type="dxa" w:w="5000"/>
-            <w:tcMar>
-              <w:top w:type="dxa" w:w="40"/>
-              <w:left w:type="dxa" w:w="70"/>
-              <w:bottom w:type="dxa" w:w="40"/>
-              <w:right w:type="dxa" w:w="70"/>
-            </w:tcMar>
-            <w:vAlign w:val="center"/>
-          </w:tcPr>
-          <w:p>
-            <w:pPr>
-              <w:spacing w:after="0" w:line="248"/>
-              <w:jc w:val="center"/>
-            </w:pPr>
-            <w:r>
-              <w:rPr>
-                <w:rFonts w:ascii="맑은 고딕" w:cs="맑은 고딕" w:eastAsia="맑은 고딕" w:hAnsi="맑은 고딕"/>
-                <w:b w:val="false"/>
-                <w:bCs w:val="false"/>
-                <w:sz w:val="18"/>
-                <w:szCs w:val="18"/>
-              </w:rPr>
-              <w:t xml:space="preserve">컨트롤파일 전체 손실</w:t>
-            </w:r>
-          </w:p>
-        </w:tc>
-        <w:tc>
-          <w:tcPr>
-            <w:tcW w:type="dxa" w:w="1400"/>
+            <w:tcW w:type="dxa" w:w="4600"/>
+            <w:tcMar>
+              <w:top w:type="dxa" w:w="40"/>
+              <w:left w:type="dxa" w:w="70"/>
+              <w:bottom w:type="dxa" w:w="40"/>
+              <w:right w:type="dxa" w:w="70"/>
+            </w:tcMar>
+            <w:vAlign w:val="center"/>
+          </w:tcPr>
+          <w:p>
+            <w:pPr>
+              <w:spacing w:after="0" w:line="248"/>
+              <w:jc w:val="center"/>
+            </w:pPr>
+            <w:r>
+              <w:rPr>
+                <w:rFonts w:ascii="맑은 고딕" w:cs="맑은 고딕" w:eastAsia="맑은 고딕" w:hAnsi="맑은 고딕"/>
+                <w:b w:val="false"/>
+                <w:bCs w:val="false"/>
+                <w:sz w:val="18"/>
+                <w:szCs w:val="18"/>
+              </w:rPr>
+              <w:t xml:space="preserve">백업/아카이브 결손</w:t>
+            </w:r>
+          </w:p>
+        </w:tc>
+        <w:tc>
+          <w:tcPr>
+            <w:tcW w:type="dxa" w:w="1200"/>
             <w:tcMar>
               <w:top w:type="dxa" w:w="40"/>
               <w:left w:type="dxa" w:w="70"/>
@@ -1564,29 +1589,29 @@
         </w:tc>
         <w:tc>
           <w:tcPr>
-            <w:tcW w:type="dxa" w:w="2620"/>
-            <w:tcMar>
-              <w:top w:type="dxa" w:w="40"/>
-              <w:left w:type="dxa" w:w="70"/>
-              <w:bottom w:type="dxa" w:w="40"/>
-              <w:right w:type="dxa" w:w="70"/>
-            </w:tcMar>
-            <w:vAlign w:val="center"/>
-          </w:tcPr>
-          <w:p>
-            <w:pPr>
-              <w:spacing w:after="0" w:line="248"/>
-              <w:jc w:val="center"/>
-            </w:pPr>
-            <w:r>
-              <w:rPr>
-                <w:rFonts w:ascii="맑은 고딕" w:cs="맑은 고딕" w:eastAsia="맑은 고딕" w:hAnsi="맑은 고딕"/>
-                <w:b w:val="false"/>
-                <w:bCs w:val="false"/>
-                <w:sz w:val="18"/>
-                <w:szCs w:val="18"/>
-              </w:rPr>
-              <w:t xml:space="preserve">오토백업 복원</w:t>
+            <w:tcW w:type="dxa" w:w="3220"/>
+            <w:tcMar>
+              <w:top w:type="dxa" w:w="40"/>
+              <w:left w:type="dxa" w:w="70"/>
+              <w:bottom w:type="dxa" w:w="40"/>
+              <w:right w:type="dxa" w:w="70"/>
+            </w:tcMar>
+            <w:vAlign w:val="center"/>
+          </w:tcPr>
+          <w:p>
+            <w:pPr>
+              <w:spacing w:after="0" w:line="248"/>
+              <w:jc w:val="center"/>
+            </w:pPr>
+            <w:r>
+              <w:rPr>
+                <w:rFonts w:ascii="맑은 고딕" w:cs="맑은 고딕" w:eastAsia="맑은 고딕" w:hAnsi="맑은 고딕"/>
+                <w:b w:val="false"/>
+                <w:bCs w:val="false"/>
+                <w:sz w:val="18"/>
+                <w:szCs w:val="18"/>
+              </w:rPr>
+              <w:t xml:space="preserve">손상 배제·가능 시점까지</w:t>
             </w:r>
           </w:p>
         </w:tc>
@@ -1594,84 +1619,84 @@
       <w:tr>
         <w:tc>
           <w:tcPr>
-            <w:tcW w:type="dxa" w:w="5000"/>
-            <w:tcMar>
-              <w:top w:type="dxa" w:w="40"/>
-              <w:left w:type="dxa" w:w="70"/>
-              <w:bottom w:type="dxa" w:w="40"/>
-              <w:right w:type="dxa" w:w="70"/>
-            </w:tcMar>
-            <w:vAlign w:val="center"/>
-          </w:tcPr>
-          <w:p>
-            <w:pPr>
-              <w:spacing w:after="0" w:line="248"/>
-              <w:jc w:val="center"/>
-            </w:pPr>
-            <w:r>
-              <w:rPr>
-                <w:rFonts w:ascii="맑은 고딕" w:cs="맑은 고딕" w:eastAsia="맑은 고딕" w:hAnsi="맑은 고딕"/>
-                <w:b w:val="false"/>
-                <w:bCs w:val="false"/>
-                <w:sz w:val="18"/>
-                <w:szCs w:val="18"/>
-              </w:rPr>
-              <w:t xml:space="preserve">블록 손상</w:t>
-            </w:r>
-          </w:p>
-        </w:tc>
-        <w:tc>
-          <w:tcPr>
-            <w:tcW w:type="dxa" w:w="1400"/>
-            <w:tcMar>
-              <w:top w:type="dxa" w:w="40"/>
-              <w:left w:type="dxa" w:w="70"/>
-              <w:bottom w:type="dxa" w:w="40"/>
-              <w:right w:type="dxa" w:w="70"/>
-            </w:tcMar>
-            <w:vAlign w:val="center"/>
-          </w:tcPr>
-          <w:p>
-            <w:pPr>
-              <w:spacing w:after="0" w:line="248"/>
-            </w:pPr>
-            <w:r>
-              <w:rPr>
-                <w:rFonts w:ascii="맑은 고딕" w:cs="맑은 고딕" w:eastAsia="맑은 고딕" w:hAnsi="맑은 고딕"/>
-                <w:b w:val="false"/>
-                <w:bCs w:val="false"/>
-                <w:sz w:val="18"/>
-                <w:szCs w:val="18"/>
-              </w:rPr>
-              <w:t xml:space="preserve">국소</w:t>
-            </w:r>
-          </w:p>
-        </w:tc>
-        <w:tc>
-          <w:tcPr>
-            <w:tcW w:type="dxa" w:w="2620"/>
-            <w:tcMar>
-              <w:top w:type="dxa" w:w="40"/>
-              <w:left w:type="dxa" w:w="70"/>
-              <w:bottom w:type="dxa" w:w="40"/>
-              <w:right w:type="dxa" w:w="70"/>
-            </w:tcMar>
-            <w:vAlign w:val="center"/>
-          </w:tcPr>
-          <w:p>
-            <w:pPr>
-              <w:spacing w:after="0" w:line="248"/>
-              <w:jc w:val="center"/>
-            </w:pPr>
-            <w:r>
-              <w:rPr>
-                <w:rFonts w:ascii="맑은 고딕" w:cs="맑은 고딕" w:eastAsia="맑은 고딕" w:hAnsi="맑은 고딕"/>
-                <w:b w:val="false"/>
-                <w:bCs w:val="false"/>
-                <w:sz w:val="18"/>
-                <w:szCs w:val="18"/>
-              </w:rPr>
-              <w:t xml:space="preserve">BMR(온라인)</w:t>
+            <w:tcW w:type="dxa" w:w="4600"/>
+            <w:tcMar>
+              <w:top w:type="dxa" w:w="40"/>
+              <w:left w:type="dxa" w:w="70"/>
+              <w:bottom w:type="dxa" w:w="40"/>
+              <w:right w:type="dxa" w:w="70"/>
+            </w:tcMar>
+            <w:vAlign w:val="center"/>
+          </w:tcPr>
+          <w:p>
+            <w:pPr>
+              <w:spacing w:after="0" w:line="248"/>
+              <w:jc w:val="center"/>
+            </w:pPr>
+            <w:r>
+              <w:rPr>
+                <w:rFonts w:ascii="맑은 고딕" w:cs="맑은 고딕" w:eastAsia="맑은 고딕" w:hAnsi="맑은 고딕"/>
+                <w:b w:val="false"/>
+                <w:bCs w:val="false"/>
+                <w:sz w:val="18"/>
+                <w:szCs w:val="18"/>
+              </w:rPr>
+              <w:t xml:space="preserve">과거 RESETLOGS 존재</w:t>
+            </w:r>
+          </w:p>
+        </w:tc>
+        <w:tc>
+          <w:tcPr>
+            <w:tcW w:type="dxa" w:w="1200"/>
+            <w:tcMar>
+              <w:top w:type="dxa" w:w="40"/>
+              <w:left w:type="dxa" w:w="70"/>
+              <w:bottom w:type="dxa" w:w="40"/>
+              <w:right w:type="dxa" w:w="70"/>
+            </w:tcMar>
+            <w:vAlign w:val="center"/>
+          </w:tcPr>
+          <w:p>
+            <w:pPr>
+              <w:spacing w:after="0" w:line="248"/>
+            </w:pPr>
+            <w:r>
+              <w:rPr>
+                <w:rFonts w:ascii="맑은 고딕" w:cs="맑은 고딕" w:eastAsia="맑은 고딕" w:hAnsi="맑은 고딕"/>
+                <w:b w:val="false"/>
+                <w:bCs w:val="false"/>
+                <w:sz w:val="18"/>
+                <w:szCs w:val="18"/>
+              </w:rPr>
+              <w:t xml:space="preserve">—</w:t>
+            </w:r>
+          </w:p>
+        </w:tc>
+        <w:tc>
+          <w:tcPr>
+            <w:tcW w:type="dxa" w:w="3220"/>
+            <w:tcMar>
+              <w:top w:type="dxa" w:w="40"/>
+              <w:left w:type="dxa" w:w="70"/>
+              <w:bottom w:type="dxa" w:w="40"/>
+              <w:right w:type="dxa" w:w="70"/>
+            </w:tcMar>
+            <w:vAlign w:val="center"/>
+          </w:tcPr>
+          <w:p>
+            <w:pPr>
+              <w:spacing w:after="0" w:line="248"/>
+              <w:jc w:val="center"/>
+            </w:pPr>
+            <w:r>
+              <w:rPr>
+                <w:rFonts w:ascii="맑은 고딕" w:cs="맑은 고딕" w:eastAsia="맑은 고딕" w:hAnsi="맑은 고딕"/>
+                <w:b w:val="false"/>
+                <w:bCs w:val="false"/>
+                <w:sz w:val="18"/>
+                <w:szCs w:val="18"/>
+              </w:rPr>
+              <w:t xml:space="preserve">incarnation 정리</w:t>
             </w:r>
           </w:p>
         </w:tc>
@@ -1679,35 +1704,35 @@
       <w:tr>
         <w:tc>
           <w:tcPr>
-            <w:tcW w:type="dxa" w:w="5000"/>
-            <w:tcMar>
-              <w:top w:type="dxa" w:w="40"/>
-              <w:left w:type="dxa" w:w="70"/>
-              <w:bottom w:type="dxa" w:w="40"/>
-              <w:right w:type="dxa" w:w="70"/>
-            </w:tcMar>
-            <w:vAlign w:val="center"/>
-          </w:tcPr>
-          <w:p>
-            <w:pPr>
-              <w:spacing w:after="0" w:line="248"/>
-              <w:jc w:val="center"/>
-            </w:pPr>
-            <w:r>
-              <w:rPr>
-                <w:rFonts w:ascii="맑은 고딕" w:cs="맑은 고딕" w:eastAsia="맑은 고딕" w:hAnsi="맑은 고딕"/>
-                <w:b w:val="false"/>
-                <w:bCs w:val="false"/>
-                <w:sz w:val="18"/>
-                <w:szCs w:val="18"/>
-              </w:rPr>
-              <w:t xml:space="preserve">서버 전체 상실</w:t>
-            </w:r>
-          </w:p>
-        </w:tc>
-        <w:tc>
-          <w:tcPr>
-            <w:tcW w:type="dxa" w:w="1400"/>
+            <w:tcW w:type="dxa" w:w="4600"/>
+            <w:tcMar>
+              <w:top w:type="dxa" w:w="40"/>
+              <w:left w:type="dxa" w:w="70"/>
+              <w:bottom w:type="dxa" w:w="40"/>
+              <w:right w:type="dxa" w:w="70"/>
+            </w:tcMar>
+            <w:vAlign w:val="center"/>
+          </w:tcPr>
+          <w:p>
+            <w:pPr>
+              <w:spacing w:after="0" w:line="248"/>
+              <w:jc w:val="center"/>
+            </w:pPr>
+            <w:r>
+              <w:rPr>
+                <w:rFonts w:ascii="맑은 고딕" w:cs="맑은 고딕" w:eastAsia="맑은 고딕" w:hAnsi="맑은 고딕"/>
+                <w:b w:val="false"/>
+                <w:bCs w:val="false"/>
+                <w:sz w:val="18"/>
+                <w:szCs w:val="18"/>
+              </w:rPr>
+              <w:t xml:space="preserve">서버 전체 상실·정보 미상</w:t>
+            </w:r>
+          </w:p>
+        </w:tc>
+        <w:tc>
+          <w:tcPr>
+            <w:tcW w:type="dxa" w:w="1200"/>
             <w:tcMar>
               <w:top w:type="dxa" w:w="40"/>
               <w:left w:type="dxa" w:w="70"/>
@@ -1734,29 +1759,29 @@
         </w:tc>
         <w:tc>
           <w:tcPr>
-            <w:tcW w:type="dxa" w:w="2620"/>
-            <w:tcMar>
-              <w:top w:type="dxa" w:w="40"/>
-              <w:left w:type="dxa" w:w="70"/>
-              <w:bottom w:type="dxa" w:w="40"/>
-              <w:right w:type="dxa" w:w="70"/>
-            </w:tcMar>
-            <w:vAlign w:val="center"/>
-          </w:tcPr>
-          <w:p>
-            <w:pPr>
-              <w:spacing w:after="0" w:line="248"/>
-              <w:jc w:val="center"/>
-            </w:pPr>
-            <w:r>
-              <w:rPr>
-                <w:rFonts w:ascii="맑은 고딕" w:cs="맑은 고딕" w:eastAsia="맑은 고딕" w:hAnsi="맑은 고딕"/>
-                <w:b w:val="false"/>
-                <w:bCs w:val="false"/>
-                <w:sz w:val="18"/>
-                <w:szCs w:val="18"/>
-              </w:rPr>
-              <w:t xml:space="preserve">재해복구/복제</w:t>
+            <w:tcW w:type="dxa" w:w="3220"/>
+            <w:tcMar>
+              <w:top w:type="dxa" w:w="40"/>
+              <w:left w:type="dxa" w:w="70"/>
+              <w:bottom w:type="dxa" w:w="40"/>
+              <w:right w:type="dxa" w:w="70"/>
+            </w:tcMar>
+            <w:vAlign w:val="center"/>
+          </w:tcPr>
+          <w:p>
+            <w:pPr>
+              <w:spacing w:after="0" w:line="248"/>
+              <w:jc w:val="center"/>
+            </w:pPr>
+            <w:r>
+              <w:rPr>
+                <w:rFonts w:ascii="맑은 고딕" w:cs="맑은 고딕" w:eastAsia="맑은 고딕" w:hAnsi="맑은 고딕"/>
+                <w:b w:val="false"/>
+                <w:bCs w:val="false"/>
+                <w:sz w:val="18"/>
+                <w:szCs w:val="18"/>
+              </w:rPr>
+              <w:t xml:space="preserve">재해복구(정보 자력 확보)</w:t>
             </w:r>
           </w:p>
         </w:tc>
@@ -1764,7 +1789,7 @@
       <w:tr>
         <w:tc>
           <w:tcPr>
-            <w:tcW w:type="dxa" w:w="5000"/>
+            <w:tcW w:type="dxa" w:w="4600"/>
             <w:tcMar>
               <w:top w:type="dxa" w:w="40"/>
               <w:left w:type="dxa" w:w="70"/>
@@ -1792,7 +1817,7 @@
         </w:tc>
         <w:tc>
           <w:tcPr>
-            <w:tcW w:type="dxa" w:w="1400"/>
+            <w:tcW w:type="dxa" w:w="1200"/>
             <w:tcMar>
               <w:top w:type="dxa" w:w="40"/>
               <w:left w:type="dxa" w:w="70"/>
@@ -1819,29 +1844,29 @@
         </w:tc>
         <w:tc>
           <w:tcPr>
-            <w:tcW w:type="dxa" w:w="2620"/>
-            <w:tcMar>
-              <w:top w:type="dxa" w:w="40"/>
-              <w:left w:type="dxa" w:w="70"/>
-              <w:bottom w:type="dxa" w:w="40"/>
-              <w:right w:type="dxa" w:w="70"/>
-            </w:tcMar>
-            <w:vAlign w:val="center"/>
-          </w:tcPr>
-          <w:p>
-            <w:pPr>
-              <w:spacing w:after="0" w:line="248"/>
-              <w:jc w:val="center"/>
-            </w:pPr>
-            <w:r>
-              <w:rPr>
-                <w:rFonts w:ascii="맑은 고딕" w:cs="맑은 고딕" w:eastAsia="맑은 고딕" w:hAnsi="맑은 고딕"/>
-                <w:b w:val="false"/>
-                <w:bCs w:val="false"/>
-                <w:sz w:val="18"/>
-                <w:szCs w:val="18"/>
-              </w:rPr>
-              <w:t xml:space="preserve">논리 백업(expdp/impdp)</w:t>
+            <w:tcW w:type="dxa" w:w="3220"/>
+            <w:tcMar>
+              <w:top w:type="dxa" w:w="40"/>
+              <w:left w:type="dxa" w:w="70"/>
+              <w:bottom w:type="dxa" w:w="40"/>
+              <w:right w:type="dxa" w:w="70"/>
+            </w:tcMar>
+            <w:vAlign w:val="center"/>
+          </w:tcPr>
+          <w:p>
+            <w:pPr>
+              <w:spacing w:after="0" w:line="248"/>
+              <w:jc w:val="center"/>
+            </w:pPr>
+            <w:r>
+              <w:rPr>
+                <w:rFonts w:ascii="맑은 고딕" w:cs="맑은 고딕" w:eastAsia="맑은 고딕" w:hAnsi="맑은 고딕"/>
+                <w:b w:val="false"/>
+                <w:bCs w:val="false"/>
+                <w:sz w:val="18"/>
+                <w:szCs w:val="18"/>
+              </w:rPr>
+              <w:t xml:space="preserve">논리 백업(REMAP·VERSION)</w:t>
             </w:r>
           </w:p>
         </w:tc>
@@ -1866,7 +1891,7 @@
           <w:sz w:val="30"/>
           <w:szCs w:val="30"/>
         </w:rPr>
-        <w:t xml:space="preserve">개인 1 — 업무 테이블스페이스 데이터파일 장애 · 20점</w:t>
+        <w:t xml:space="preserve">개인 1 — 간헐적 조회 실패 신고 · 20점</w:t>
       </w:r>
     </w:p>
     <w:p>
@@ -1896,7 +1921,7 @@
           <w:sz w:val="20"/>
           <w:szCs w:val="20"/>
         </w:rPr>
-        <w:t xml:space="preserve">DB는 ARCHIVELOG 모드로 정상 운영 중이었다. 특정 업무 테이블스페이스의 표를 조회하자 ORA-01116 / ORA-01110(데이터파일 접근 불가)가 발생한다. 인스턴스는 아직 열려 있다.</w:t>
+        <w:t xml:space="preserve">운영 중 특정 업무 조회가 간헐적으로 실패한다는 신고가 접수됐다. 인스턴스는 정상 기동 상태이고, 데이터파일도 겉보기에는 모두 정상(ONLINE)으로 보인다. 무엇이 문제인지는 밝혀지지 않았다.</w:t>
       </w:r>
     </w:p>
     <w:p>
@@ -1931,7 +1956,7 @@
           <w:sz w:val="20"/>
           <w:szCs w:val="20"/>
         </w:rPr>
-        <w:t xml:space="preserve">① 어느 파일이 어떤 상태이고 데이터 손실이 있는지 진단하라.</w:t>
+        <w:t xml:space="preserve">① 증상을 조사해 무엇이 어디까지 손상됐는지 규명하라(파일 손실인지, 부분 손상인지).</w:t>
       </w:r>
     </w:p>
     <w:p>
@@ -1949,7 +1974,7 @@
           <w:sz w:val="20"/>
           <w:szCs w:val="20"/>
         </w:rPr>
-        <w:t xml:space="preserve">② 복구 유형을 판정하고 근거를 말하라.</w:t>
+        <w:t xml:space="preserve">② 손상의 성격에 따라 가장 침습이 적은 복구 방법을 각각 선택하라(전부 같은 방법일 필요는 없다).</w:t>
       </w:r>
     </w:p>
     <w:p>
@@ -1967,7 +1992,7 @@
           <w:sz w:val="20"/>
           <w:szCs w:val="20"/>
         </w:rPr>
-        <w:t xml:space="preserve">③ 서비스 영향을 최소화하는 방식으로 복구하라.</w:t>
+        <w:t xml:space="preserve">③ 복구에 필요한 자원이 제자리에 없을 수 있으니 확인해 확보하라.</w:t>
       </w:r>
     </w:p>
     <w:p>
@@ -1985,7 +2010,7 @@
           <w:sz w:val="20"/>
           <w:szCs w:val="20"/>
         </w:rPr>
-        <w:t xml:space="preserve">④ 복구 후 대상 표의 건수·정합성을 검증하라.</w:t>
+        <w:t xml:space="preserve">④ 복구 후 무결성과 데이터 정합성을 재검증하라.</w:t>
       </w:r>
     </w:p>
     <w:p>
@@ -2015,7 +2040,7 @@
           <w:sz w:val="20"/>
           <w:szCs w:val="20"/>
         </w:rPr>
-        <w:t xml:space="preserve">진단 근거 · 선택한 복구 유형과 이유 · 실행 명령 순서 · 검증 결과(건수·TS 상태) 캡처.</w:t>
+        <w:t xml:space="preserve">조사 결과(손상 위치·성격) · 대상별 선택한 복구 방법과 이유 · 실행 명령 순서 · 재검증 결과 캡처.</w:t>
       </w:r>
     </w:p>
     <w:p>
@@ -2199,7 +2224,7 @@
                 <w:sz w:val="18"/>
                 <w:szCs w:val="18"/>
               </w:rPr>
-              <w:t xml:space="preserve">장애 진단</w:t>
+              <w:t xml:space="preserve">은폐 진단(손상 표면화·범위)</w:t>
             </w:r>
           </w:p>
         </w:tc>
@@ -2227,7 +2252,7 @@
                 <w:sz w:val="18"/>
                 <w:szCs w:val="18"/>
               </w:rPr>
-              <w:t xml:space="preserve">3</w:t>
+              <w:t xml:space="preserve">4</w:t>
             </w:r>
           </w:p>
         </w:tc>
@@ -2284,7 +2309,7 @@
                 <w:sz w:val="18"/>
                 <w:szCs w:val="18"/>
               </w:rPr>
-              <w:t xml:space="preserve">복구 유형 판정</w:t>
+              <w:t xml:space="preserve">손상 성격 규명</w:t>
             </w:r>
           </w:p>
         </w:tc>
@@ -2312,7 +2337,7 @@
                 <w:sz w:val="18"/>
                 <w:szCs w:val="18"/>
               </w:rPr>
-              <w:t xml:space="preserve">3</w:t>
+              <w:t xml:space="preserve">4</w:t>
             </w:r>
           </w:p>
         </w:tc>
@@ -2369,7 +2394,7 @@
                 <w:sz w:val="18"/>
                 <w:szCs w:val="18"/>
               </w:rPr>
-              <w:t xml:space="preserve">서비스 영향 최소화 전략 선택</w:t>
+              <w:t xml:space="preserve">대상별 최소침습 전략 분기</w:t>
             </w:r>
           </w:p>
         </w:tc>
@@ -2454,7 +2479,7 @@
                 <w:sz w:val="18"/>
                 <w:szCs w:val="18"/>
               </w:rPr>
-              <w:t xml:space="preserve">복구 수행</w:t>
+              <w:t xml:space="preserve">복구 수행(필요 자원 확보 포함)</w:t>
             </w:r>
           </w:p>
         </w:tc>
@@ -2539,7 +2564,7 @@
                 <w:sz w:val="18"/>
                 <w:szCs w:val="18"/>
               </w:rPr>
-              <w:t xml:space="preserve">검증(정합성)</w:t>
+              <w:t xml:space="preserve">무결성 재검증</w:t>
             </w:r>
           </w:p>
         </w:tc>
@@ -2567,7 +2592,7 @@
                 <w:sz w:val="18"/>
                 <w:szCs w:val="18"/>
               </w:rPr>
-              <w:t xml:space="preserve">4</w:t>
+              <w:t xml:space="preserve">3</w:t>
             </w:r>
           </w:p>
         </w:tc>
@@ -2624,7 +2649,7 @@
                 <w:sz w:val="18"/>
                 <w:szCs w:val="18"/>
               </w:rPr>
-              <w:t xml:space="preserve">판단 근거 진술</w:t>
+              <w:t xml:space="preserve">과잉복구 회피 판단</w:t>
             </w:r>
           </w:p>
         </w:tc>
@@ -2652,7 +2677,7 @@
                 <w:sz w:val="18"/>
                 <w:szCs w:val="18"/>
               </w:rPr>
-              <w:t xml:space="preserve">2</w:t>
+              <w:t xml:space="preserve">1</w:t>
             </w:r>
           </w:p>
         </w:tc>
@@ -2677,7 +2702,7 @@
           <w:sz w:val="30"/>
           <w:szCs w:val="30"/>
         </w:rPr>
-        <w:t xml:space="preserve">개인 2 — 사용자 실수 데이터 복원 · 25점</w:t>
+        <w:t xml:space="preserve">개인 2 — 청구 금액 이상 신고 · 25점</w:t>
       </w:r>
     </w:p>
     <w:p>
@@ -2707,7 +2732,7 @@
           <w:sz w:val="20"/>
           <w:szCs w:val="20"/>
         </w:rPr>
-        <w:t xml:space="preserve">운영 중 담당자가 잘못된 작업으로 특정 표의 데이터를 훼손했다(대량 오변경 후 커밋, 또는 표 DROP). 사고 시각은 대략 알지만 정확한 시점은 직접 찾아야 한다. DB는 정상 운영 중이다.</w:t>
+        <w:t xml:space="preserve">청구 금액 집계가 이상하다는 신고가 들어왔다. 표는 정상 조회되지만 일부 값이 왜곡돼 있다. 사고 시각은 특정되지 않았고, 이후로도 정상 업무가 계속 처리됐다. 간편 복구 수단이 쓸 수 있는 상태인지도 확인되지 않았다.</w:t>
       </w:r>
     </w:p>
     <w:p>
@@ -2742,7 +2767,7 @@
           <w:sz w:val="20"/>
           <w:szCs w:val="20"/>
         </w:rPr>
-        <w:t xml:space="preserve">① 무엇이 언제 훼손됐는지, 영향 범위를 진단하라.</w:t>
+        <w:t xml:space="preserve">① 왜곡이 정확히 언제·어느 트랜잭션에서 발생했는지 로그에서 규명하라.</w:t>
       </w:r>
     </w:p>
     <w:p>
@@ -2760,7 +2785,7 @@
           <w:sz w:val="20"/>
           <w:szCs w:val="20"/>
         </w:rPr>
-        <w:t xml:space="preserve">② 손실·다운타임이 가장 작은 복구 방법을 선택하고 근거를 대라.</w:t>
+        <w:t xml:space="preserve">② 간편 복구 경로(플래시백 등)가 쓸 수 있는지 확인하라.</w:t>
       </w:r>
     </w:p>
     <w:p>
@@ -2778,7 +2803,7 @@
           <w:sz w:val="20"/>
           <w:szCs w:val="20"/>
         </w:rPr>
-        <w:t xml:space="preserve">③ 목표 시점을 특정해 복구하라.</w:t>
+        <w:t xml:space="preserve">③ 전체를 되돌리지 않고 대상만 원하는 시점으로 복원하는 방법을 선택·수행하라.</w:t>
       </w:r>
     </w:p>
     <w:p>
@@ -2796,7 +2821,7 @@
           <w:sz w:val="20"/>
           <w:szCs w:val="20"/>
         </w:rPr>
-        <w:t xml:space="preserve">④ 사고 이후의 정당한 데이터에 미친 영향까지 함께 보고하라.</w:t>
+        <w:t xml:space="preserve">④ 사고 이후의 정상 업무 변경은 보존하라.</w:t>
       </w:r>
     </w:p>
     <w:p>
@@ -2826,7 +2851,7 @@
           <w:sz w:val="20"/>
           <w:szCs w:val="20"/>
         </w:rPr>
-        <w:t xml:space="preserve">진단 결과 · 후보 전략 비교와 선택 이유 · 특정한 목표 시점 · 실행 명령 · 복원 검증 결과 캡처.</w:t>
+        <w:t xml:space="preserve">규명한 사고 시점(근거) · 간편 경로 가부 판단 · 선택한 복구 방법과 명령 · 정정 결과와 정상 데이터 보존 확인 캡처.</w:t>
       </w:r>
     </w:p>
     <w:p>
@@ -3010,7 +3035,7 @@
                 <w:sz w:val="18"/>
                 <w:szCs w:val="18"/>
               </w:rPr>
-              <w:t xml:space="preserve">장애 진단</w:t>
+              <w:t xml:space="preserve">오염 시점·트랜잭션 규명</w:t>
             </w:r>
           </w:p>
         </w:tc>
@@ -3038,7 +3063,7 @@
                 <w:sz w:val="18"/>
                 <w:szCs w:val="18"/>
               </w:rPr>
-              <w:t xml:space="preserve">3</w:t>
+              <w:t xml:space="preserve">6</w:t>
             </w:r>
           </w:p>
         </w:tc>
@@ -3095,7 +3120,7 @@
                 <w:sz w:val="18"/>
                 <w:szCs w:val="18"/>
               </w:rPr>
-              <w:t xml:space="preserve">전략 비교·선택(근거)</w:t>
+              <w:t xml:space="preserve">간편 복구 경로 가부 확인</w:t>
             </w:r>
           </w:p>
         </w:tc>
@@ -3123,7 +3148,7 @@
                 <w:sz w:val="18"/>
                 <w:szCs w:val="18"/>
               </w:rPr>
-              <w:t xml:space="preserve">5</w:t>
+              <w:t xml:space="preserve">3</w:t>
             </w:r>
           </w:p>
         </w:tc>
@@ -3180,7 +3205,7 @@
                 <w:sz w:val="18"/>
                 <w:szCs w:val="18"/>
               </w:rPr>
-              <w:t xml:space="preserve">목표 시점 특정</w:t>
+              <w:t xml:space="preserve">대상 한정 복구 전략 선택</w:t>
             </w:r>
           </w:p>
         </w:tc>
@@ -3293,7 +3318,7 @@
                 <w:sz w:val="18"/>
                 <w:szCs w:val="18"/>
               </w:rPr>
-              <w:t xml:space="preserve">5</w:t>
+              <w:t xml:space="preserve">6</w:t>
             </w:r>
           </w:p>
         </w:tc>
@@ -3350,7 +3375,7 @@
                 <w:sz w:val="18"/>
                 <w:szCs w:val="18"/>
               </w:rPr>
-              <w:t xml:space="preserve">후속 처리 인지(필요 시)</w:t>
+              <w:t xml:space="preserve">후행 정상 변경 보존·정정</w:t>
             </w:r>
           </w:p>
         </w:tc>
@@ -3378,7 +3403,7 @@
                 <w:sz w:val="18"/>
                 <w:szCs w:val="18"/>
               </w:rPr>
-              <w:t xml:space="preserve">3</w:t>
+              <w:t xml:space="preserve">4</w:t>
             </w:r>
           </w:p>
         </w:tc>
@@ -3436,91 +3461,6 @@
                 <w:szCs w:val="18"/>
               </w:rPr>
               <w:t xml:space="preserve">검증</w:t>
-            </w:r>
-          </w:p>
-        </w:tc>
-        <w:tc>
-          <w:tcPr>
-            <w:tcW w:type="dxa" w:w="1400"/>
-            <w:tcMar>
-              <w:top w:type="dxa" w:w="40"/>
-              <w:left w:type="dxa" w:w="70"/>
-              <w:bottom w:type="dxa" w:w="40"/>
-              <w:right w:type="dxa" w:w="70"/>
-            </w:tcMar>
-            <w:vAlign w:val="center"/>
-          </w:tcPr>
-          <w:p>
-            <w:pPr>
-              <w:spacing w:after="0" w:line="248"/>
-              <w:jc w:val="center"/>
-            </w:pPr>
-            <w:r>
-              <w:rPr>
-                <w:rFonts w:ascii="맑은 고딕" w:cs="맑은 고딕" w:eastAsia="맑은 고딕" w:hAnsi="맑은 고딕"/>
-                <w:b w:val="false"/>
-                <w:bCs w:val="false"/>
-                <w:sz w:val="18"/>
-                <w:szCs w:val="18"/>
-              </w:rPr>
-              <w:t xml:space="preserve">3</w:t>
-            </w:r>
-          </w:p>
-        </w:tc>
-      </w:tr>
-      <w:tr>
-        <w:tc>
-          <w:tcPr>
-            <w:tcW w:type="dxa" w:w="620"/>
-            <w:tcMar>
-              <w:top w:type="dxa" w:w="40"/>
-              <w:left w:type="dxa" w:w="70"/>
-              <w:bottom w:type="dxa" w:w="40"/>
-              <w:right w:type="dxa" w:w="70"/>
-            </w:tcMar>
-            <w:vAlign w:val="center"/>
-          </w:tcPr>
-          <w:p>
-            <w:pPr>
-              <w:spacing w:after="0" w:line="248"/>
-              <w:jc w:val="center"/>
-            </w:pPr>
-            <w:r>
-              <w:rPr>
-                <w:rFonts w:ascii="맑은 고딕" w:cs="맑은 고딕" w:eastAsia="맑은 고딕" w:hAnsi="맑은 고딕"/>
-                <w:b w:val="false"/>
-                <w:bCs w:val="false"/>
-                <w:sz w:val="18"/>
-                <w:szCs w:val="18"/>
-              </w:rPr>
-              <w:t xml:space="preserve">7</w:t>
-            </w:r>
-          </w:p>
-        </w:tc>
-        <w:tc>
-          <w:tcPr>
-            <w:tcW w:type="dxa" w:w="7000"/>
-            <w:tcMar>
-              <w:top w:type="dxa" w:w="40"/>
-              <w:left w:type="dxa" w:w="70"/>
-              <w:bottom w:type="dxa" w:w="40"/>
-              <w:right w:type="dxa" w:w="70"/>
-            </w:tcMar>
-            <w:vAlign w:val="center"/>
-          </w:tcPr>
-          <w:p>
-            <w:pPr>
-              <w:spacing w:after="0" w:line="248"/>
-            </w:pPr>
-            <w:r>
-              <w:rPr>
-                <w:rFonts w:ascii="맑은 고딕" w:cs="맑은 고딕" w:eastAsia="맑은 고딕" w:hAnsi="맑은 고딕"/>
-                <w:b w:val="false"/>
-                <w:bCs w:val="false"/>
-                <w:sz w:val="18"/>
-                <w:szCs w:val="18"/>
-              </w:rPr>
-              <w:t xml:space="preserve">부작용 인지</w:t>
             </w:r>
           </w:p>
         </w:tc>
@@ -3573,7 +3513,7 @@
           <w:sz w:val="30"/>
           <w:szCs w:val="30"/>
         </w:rPr>
-        <w:t xml:space="preserve">조별 1 — 복합 장애: 리두로그·컨트롤파일·블록 · 30점</w:t>
+        <w:t xml:space="preserve">조별 1 — 야간 배치 중 기동 실패 · 30점</w:t>
       </w:r>
     </w:p>
     <w:p>
@@ -3603,20 +3543,7 @@
           <w:sz w:val="20"/>
           <w:szCs w:val="20"/>
         </w:rPr>
-        <w:t xml:space="preserve">야간 배치 중 스토리지 사고로 여러 파일이 동시에 사라졌다. 인스턴스는 비정상 종료됐고, 기동을 시도하면 컨트롤파일을 찾지 못한다. 확인 결과 특정 리두로그 그룹과 컨트롤파일이 모두 없어졌다.</w:t>
-      </w:r>
-    </w:p>
-    <w:p>
-      <w:pPr>
-        <w:spacing w:after="70" w:before="0" w:line="276"/>
-      </w:pPr>
-      <w:r>
-        <w:rPr>
-          <w:rFonts w:ascii="맑은 고딕" w:cs="맑은 고딕" w:eastAsia="맑은 고딕" w:hAnsi="맑은 고딕"/>
-          <w:sz w:val="20"/>
-          <w:szCs w:val="20"/>
-        </w:rPr>
-        <w:t xml:space="preserve">복구해 오픈한 뒤, 한 데이터파일의 일부 블록이 손상된 것도 발견된다.</w:t>
+        <w:t xml:space="preserve">야간 배치 도중 스토리지 사고가 있었다. 인스턴스가 비정상 종료됐고 재기동을 시도하면 실패한다. 손상이 한 곳이 아닐 수 있으며, 복구를 진행하는 과정에서 추가 문제가 더 드러날 수 있다.</w:t>
       </w:r>
     </w:p>
     <w:p>
@@ -3651,7 +3578,7 @@
           <w:sz w:val="20"/>
           <w:szCs w:val="20"/>
         </w:rPr>
-        <w:t xml:space="preserve">① 손실 범위를 진단하고, 데이터 손실이 불가피한지 판정하라.</w:t>
+        <w:t xml:space="preserve">① 동시다발 손상의 범위와 데이터 손실 여부를 판정하라.</w:t>
       </w:r>
     </w:p>
     <w:p>
@@ -3669,7 +3596,7 @@
           <w:sz w:val="20"/>
           <w:szCs w:val="20"/>
         </w:rPr>
-        <w:t xml:space="preserve">② 인스턴스를 복구해 오픈하라.</w:t>
+        <w:t xml:space="preserve">② 인스턴스를 복구해 오픈하라 — 복원이 실패하면 원인을 찾아 우회하라.</w:t>
       </w:r>
     </w:p>
     <w:p>
@@ -3687,7 +3614,7 @@
           <w:sz w:val="20"/>
           <w:szCs w:val="20"/>
         </w:rPr>
-        <w:t xml:space="preserve">③ 이후 발견된 블록 손상을 서비스 중단 없이 복구하라.</w:t>
+        <w:t xml:space="preserve">③ 복구 한계(어디까지 살릴 수 있는가)를 판단해 적용하라.</w:t>
       </w:r>
     </w:p>
     <w:p>
@@ -3705,7 +3632,7 @@
           <w:sz w:val="20"/>
           <w:szCs w:val="20"/>
         </w:rPr>
-        <w:t xml:space="preserve">④ 복구 완료 후 필요한 후속 조치를 취하라.</w:t>
+        <w:t xml:space="preserve">④ 오픈 후 추가로 드러나는 손상을 서비스 중단 없이 복구하고, 필요한 후속 조치를 취하라.</w:t>
       </w:r>
     </w:p>
     <w:p>
@@ -3753,7 +3680,7 @@
           <w:sz w:val="20"/>
           <w:szCs w:val="20"/>
         </w:rPr>
-        <w:t xml:space="preserve">손실 범위 판정 · 복구·오픈 과정 명령 · 블록 손상 대응 · 후속 조치 · 팀 결정 로그 제출.</w:t>
+        <w:t xml:space="preserve">손상 범위·손실 판정 · 복원 실패 원인과 우회 · 복구 한계 판단 · 추가 손상 대응 · 후속 조치 · 팀 결정 로그 제출.</w:t>
       </w:r>
     </w:p>
     <w:p>
@@ -3937,7 +3864,7 @@
                 <w:sz w:val="18"/>
                 <w:szCs w:val="18"/>
               </w:rPr>
-              <w:t xml:space="preserve">장애 범위 진단</w:t>
+              <w:t xml:space="preserve">동시 장애 범위·손실 판정</w:t>
             </w:r>
           </w:p>
         </w:tc>
@@ -4022,7 +3949,7 @@
                 <w:sz w:val="18"/>
                 <w:szCs w:val="18"/>
               </w:rPr>
-              <w:t xml:space="preserve">복구 유형 판정</w:t>
+              <w:t xml:space="preserve">컨트롤파일 복원·마운트</w:t>
             </w:r>
           </w:p>
         </w:tc>
@@ -4107,7 +4034,7 @@
                 <w:sz w:val="18"/>
                 <w:szCs w:val="18"/>
               </w:rPr>
-              <w:t xml:space="preserve">컨트롤파일 복원</w:t>
+              <w:t xml:space="preserve">복원 실패 원인 규명·우회</w:t>
             </w:r>
           </w:p>
         </w:tc>
@@ -4192,7 +4119,7 @@
                 <w:sz w:val="18"/>
                 <w:szCs w:val="18"/>
               </w:rPr>
-              <w:t xml:space="preserve">불완전복구·오픈</w:t>
+              <w:t xml:space="preserve">복구 한계까지 복구·오픈</w:t>
             </w:r>
           </w:p>
         </w:tc>
@@ -4220,7 +4147,7 @@
                 <w:sz w:val="18"/>
                 <w:szCs w:val="18"/>
               </w:rPr>
-              <w:t xml:space="preserve">6</w:t>
+              <w:t xml:space="preserve">5</w:t>
             </w:r>
           </w:p>
         </w:tc>
@@ -4277,7 +4204,7 @@
                 <w:sz w:val="18"/>
                 <w:szCs w:val="18"/>
               </w:rPr>
-              <w:t xml:space="preserve">블록 손상 대응</w:t>
+              <w:t xml:space="preserve">오픈 후속(정합성·이력)</w:t>
             </w:r>
           </w:p>
         </w:tc>
@@ -4305,7 +4232,7 @@
                 <w:sz w:val="18"/>
                 <w:szCs w:val="18"/>
               </w:rPr>
-              <w:t xml:space="preserve">5</w:t>
+              <w:t xml:space="preserve">4</w:t>
             </w:r>
           </w:p>
         </w:tc>
@@ -4362,7 +4289,7 @@
                 <w:sz w:val="18"/>
                 <w:szCs w:val="18"/>
               </w:rPr>
-              <w:t xml:space="preserve">검증·후속</w:t>
+              <w:t xml:space="preserve">추가 손상 무중단 복구</w:t>
             </w:r>
           </w:p>
         </w:tc>
@@ -4390,7 +4317,7 @@
                 <w:sz w:val="18"/>
                 <w:szCs w:val="18"/>
               </w:rPr>
-              <w:t xml:space="preserve">3</w:t>
+              <w:t xml:space="preserve">5</w:t>
             </w:r>
           </w:p>
         </w:tc>
@@ -4447,7 +4374,7 @@
                 <w:sz w:val="18"/>
                 <w:szCs w:val="18"/>
               </w:rPr>
-              <w:t xml:space="preserve">협업·결정 로그</w:t>
+              <w:t xml:space="preserve">후속 조치·협업 로그</w:t>
             </w:r>
           </w:p>
         </w:tc>
@@ -4500,7 +4427,7 @@
           <w:sz w:val="30"/>
           <w:szCs w:val="30"/>
         </w:rPr>
-        <w:t xml:space="preserve">조별 2 — 재해복구 경진: 서버 전체 상실 · 25점</w:t>
+        <w:t xml:space="preserve">조별 2 — 재해복구 경진: 운영 서버 소실 · 25점</w:t>
       </w:r>
     </w:p>
     <w:p>
@@ -4530,20 +4457,7 @@
           <w:sz w:val="20"/>
           <w:szCs w:val="20"/>
         </w:rPr>
-        <w:t xml:space="preserve">운영 서버 전체가 사용 불능이 됐다. 새 호스트와 기존 RMAN 백업(오토백업 포함)만 주어지고, 원본 인스턴스에는 접근할 수 없다. 정해진 RTO 안에 데이터베이스를 새 호스트에서 다시 열어야 한다.</w:t>
-      </w:r>
-    </w:p>
-    <w:p>
-      <w:pPr>
-        <w:spacing w:after="70" w:before="0" w:line="276"/>
-      </w:pPr>
-      <w:r>
-        <w:rPr>
-          <w:rFonts w:ascii="맑은 고딕" w:cs="맑은 고딕" w:eastAsia="맑은 고딕" w:hAnsi="맑은 고딕"/>
-          <w:sz w:val="20"/>
-          <w:szCs w:val="20"/>
-        </w:rPr>
-        <w:t xml:space="preserve">추가로, 지정된 스키마를 지정 버전 대상 환경으로 논리 이관하라. — 팀별 정확도·복구 시간(RTO)으로 경진한다.</w:t>
+        <w:t xml:space="preserve">운영 서버 전체가 사용 불능이 됐다. 새 호스트와 남아 있는 백업만 주어진다. 필요한 정보 중 제공되지 않은 것이 있고, 백업이 한곳에 있지 않을 수 있다. 정해진 RTO 안에 데이터베이스를 다시 열고, 지정된 스키마를 대상 환경으로 이관하라. — 팀별 정확도·복구 시간(RTO)으로 경진한다.</w:t>
       </w:r>
     </w:p>
     <w:p>
@@ -4578,7 +4492,7 @@
           <w:sz w:val="20"/>
           <w:szCs w:val="20"/>
         </w:rPr>
-        <w:t xml:space="preserve">① 재구축에 필요한 정보(DBID·DB 구조·백업 위치)를 확보하라.</w:t>
+        <w:t xml:space="preserve">① 재구축에 필요한 정보를 스스로 확보하라(제공되지 않은 것이 있다).</w:t>
       </w:r>
     </w:p>
     <w:p>
@@ -4596,7 +4510,7 @@
           <w:sz w:val="20"/>
           <w:szCs w:val="20"/>
         </w:rPr>
-        <w:t xml:space="preserve">② 새 호스트에 인스턴스를 복원·복구해 오픈하라(또는 복제).</w:t>
+        <w:t xml:space="preserve">② 흩어진 백업을 모두 인식시켜 복원·오픈하라.</w:t>
       </w:r>
     </w:p>
     <w:p>
@@ -4614,7 +4528,7 @@
           <w:sz w:val="20"/>
           <w:szCs w:val="20"/>
         </w:rPr>
-        <w:t xml:space="preserve">③ 지정 스키마를 버전 호환 방식으로 논리 이관하라.</w:t>
+        <w:t xml:space="preserve">③ 일부는 나머지와 다른 시점으로 복구해야 할 수 있다 — 판단해 처리하라.</w:t>
       </w:r>
     </w:p>
     <w:p>
@@ -4632,7 +4546,7 @@
           <w:sz w:val="20"/>
           <w:szCs w:val="20"/>
         </w:rPr>
-        <w:t xml:space="preserve">④ 복구 소요시간(RTO)을 측정·기록하라.</w:t>
+        <w:t xml:space="preserve">④ 지정 스키마를 대상 환경으로 이관하고, 복구 시간(RTO)을 기록하라.</w:t>
       </w:r>
     </w:p>
     <w:p>
@@ -4662,7 +4576,7 @@
           <w:sz w:val="20"/>
           <w:szCs w:val="20"/>
         </w:rPr>
-        <w:t xml:space="preserve">확보한 정보 · 복원·복구·오픈 명령 순서 · 논리 이관 결과 · 정합성 검증 · RTO 기록 제출.</w:t>
+        <w:t xml:space="preserve">스스로 확보한 정보 · 백업 인식·복원·오픈 명령 순서 · 시점 분기 처리 · 이관 결과 · 정합성 검증 · RTO 기록 제출.</w:t>
       </w:r>
     </w:p>
     <w:p>
@@ -4846,7 +4760,7 @@
                 <w:sz w:val="18"/>
                 <w:szCs w:val="18"/>
               </w:rPr>
-              <w:t xml:space="preserve">사전 정보 확보</w:t>
+              <w:t xml:space="preserve">필요 정보 자력 확보</w:t>
             </w:r>
           </w:p>
         </w:tc>
@@ -4931,7 +4845,7 @@
                 <w:sz w:val="18"/>
                 <w:szCs w:val="18"/>
               </w:rPr>
-              <w:t xml:space="preserve">기동 준비</w:t>
+              <w:t xml:space="preserve">기동·컨트롤파일 복원</w:t>
             </w:r>
           </w:p>
         </w:tc>
@@ -5016,7 +4930,7 @@
                 <w:sz w:val="18"/>
                 <w:szCs w:val="18"/>
               </w:rPr>
-              <w:t xml:space="preserve">컨트롤파일 복원·마운트</w:t>
+              <w:t xml:space="preserve">분산 백업 인식·정합</w:t>
             </w:r>
           </w:p>
         </w:tc>
@@ -5044,7 +4958,7 @@
                 <w:sz w:val="18"/>
                 <w:szCs w:val="18"/>
               </w:rPr>
-              <w:t xml:space="preserve">4</w:t>
+              <w:t xml:space="preserve">3</w:t>
             </w:r>
           </w:p>
         </w:tc>
@@ -5129,7 +5043,7 @@
                 <w:sz w:val="18"/>
                 <w:szCs w:val="18"/>
               </w:rPr>
-              <w:t xml:space="preserve">6</w:t>
+              <w:t xml:space="preserve">5</w:t>
             </w:r>
           </w:p>
         </w:tc>
@@ -5186,7 +5100,7 @@
                 <w:sz w:val="18"/>
                 <w:szCs w:val="18"/>
               </w:rPr>
-              <w:t xml:space="preserve">논리 이관</w:t>
+              <w:t xml:space="preserve">일부 시점 분기 복구</w:t>
             </w:r>
           </w:p>
         </w:tc>
@@ -5214,7 +5128,7 @@
                 <w:sz w:val="18"/>
                 <w:szCs w:val="18"/>
               </w:rPr>
-              <w:t xml:space="preserve">3</w:t>
+              <w:t xml:space="preserve">5</w:t>
             </w:r>
           </w:p>
         </w:tc>
@@ -5271,7 +5185,7 @@
                 <w:sz w:val="18"/>
                 <w:szCs w:val="18"/>
               </w:rPr>
-              <w:t xml:space="preserve">검증·RTO 기록</w:t>
+              <w:t xml:space="preserve">스키마 대상 환경 이관</w:t>
             </w:r>
           </w:p>
         </w:tc>
@@ -5299,7 +5213,7 @@
                 <w:sz w:val="18"/>
                 <w:szCs w:val="18"/>
               </w:rPr>
-              <w:t xml:space="preserve">3</w:t>
+              <w:t xml:space="preserve">2</w:t>
             </w:r>
           </w:p>
         </w:tc>
@@ -5356,7 +5270,7 @@
                 <w:sz w:val="18"/>
                 <w:szCs w:val="18"/>
               </w:rPr>
-              <w:t xml:space="preserve">경진 평가</w:t>
+              <w:t xml:space="preserve">검증·RTO 경진</w:t>
             </w:r>
           </w:p>
         </w:tc>
@@ -5384,7 +5298,7 @@
                 <w:sz w:val="18"/>
                 <w:szCs w:val="18"/>
               </w:rPr>
-              <w:t xml:space="preserve">2</w:t>
+              <w:t xml:space="preserve">3</w:t>
             </w:r>
           </w:p>
         </w:tc>

--- a/BACKUP&RECOVERY/BR_수료점검_1일실습_배포시트.docx
+++ b/BACKUP&RECOVERY/BR_수료점검_1일실습_배포시트.docx
@@ -2702,7 +2702,7 @@
           <w:sz w:val="30"/>
           <w:szCs w:val="30"/>
         </w:rPr>
-        <w:t xml:space="preserve">개인 2 — 청구 금액 이상 신고 · 25점</w:t>
+        <w:t xml:space="preserve">개인 2 — 급여 금액 이상 신고 · 25점</w:t>
       </w:r>
     </w:p>
     <w:p>
@@ -2732,7 +2732,7 @@
           <w:sz w:val="20"/>
           <w:szCs w:val="20"/>
         </w:rPr>
-        <w:t xml:space="preserve">청구 금액 집계가 이상하다는 신고가 들어왔다. 표는 정상 조회되지만 일부 값이 왜곡돼 있다. 사고 시각은 특정되지 않았고, 이후로도 정상 업무가 계속 처리됐다. 간편 복구 수단이 쓸 수 있는 상태인지도 확인되지 않았다.</w:t>
+        <w:t xml:space="preserve">급여 집계가 이상하다는 신고가 들어왔다. 표는 정상 조회되지만 일부 값이 왜곡돼 있다. 사고 시각은 특정되지 않았고, 이후로도 정상 업무가 계속 처리됐다. 간편 복구 수단이 쓸 수 있는 상태인지도 확인되지 않았다.</w:t>
       </w:r>
     </w:p>
     <w:p>
